--- a/swh/docx/10.content.docx
+++ b/swh/docx/10.content.docx
@@ -19,7 +19,7 @@
         <w:rPr>
           <w:lang w:val="sw_KE" w:bidi="sw_KE"/>
         </w:rPr>
-        <w:t>Resource: Maelezo ya Masomo - Machapisho ya Vitabu (Tyndale)</w:t>
+        <w:t>Resource: Tyndale Open Study Notes</w:t>
       </w:r>
       <w:r>
         <w:rPr>
@@ -112,7 +112,7 @@
         <w:rPr>
           <w:lang w:val="sw_KE" w:bidi="sw_KE"/>
         </w:rPr>
-        <w:t>Maelezo ya Masomo - Machapisho ya Vitabu (Tyndale)</w:t>
+        <w:t>Tyndale Open Study Notes</w:t>
       </w:r>
     </w:p>
     <w:p>

--- a/swh/docx/10.content.docx
+++ b/swh/docx/10.content.docx
@@ -19,7 +19,7 @@
         <w:rPr>
           <w:lang w:val="sw_KE" w:bidi="sw_KE"/>
         </w:rPr>
-        <w:t>Resource: Tyndale Open Study Notes</w:t>
+        <w:t>Resource: Aquifer Open Study Notes (Book Intros)</w:t>
       </w:r>
       <w:r>
         <w:rPr>
@@ -112,7 +112,7 @@
         <w:rPr>
           <w:lang w:val="sw_KE" w:bidi="sw_KE"/>
         </w:rPr>
-        <w:t>Tyndale Open Study Notes</w:t>
+        <w:t>Aquifer Open Study Notes (Book Intros)</w:t>
       </w:r>
     </w:p>
     <w:p>

--- a/swh/docx/10.content.docx
+++ b/swh/docx/10.content.docx
@@ -258,18 +258,12 @@
         </w:rPr>
         <w:t>Wakati Sauli alikuwa bado anatawala, Samweli alimpaka mafuta Daudi kuwa mfalme ajaye wa Israeli (</w:t>
       </w:r>
-      <w:hyperlink r:id="rId13">
-        <w:r>
-          <w:rPr>
-            <w:lang w:val="sw_KE" w:bidi="sw_KE"/>
-          </w:rPr>
-          <w:rPr>
-            <w:color w:val="0000EE"/>
-            <w:u w:val="single"/>
-          </w:rPr>
-          <w:t>1 Sam 16:1–13</w:t>
-        </w:r>
-      </w:hyperlink>
+      <w:r>
+        <w:rPr>
+          <w:lang w:val="sw_KE" w:bidi="sw_KE"/>
+        </w:rPr>
+        <w:t>1 Sam 16:1–13</w:t>
+      </w:r>
       <w:r>
         <w:rPr>
           <w:lang w:val="sw_KE" w:bidi="sw_KE"/>
@@ -304,54 +298,36 @@
         </w:rPr>
         <w:t xml:space="preserve">Nje, nafasi ya Israeli kuhusiana na majirani zake iliboreshwa sana wakati wa utawala wa Daudi. Hasa, tishio la mara kwa mara lililowekwa na Wafilisti, lililo wazi katika kitabu cha Waamuzi na wakati wote wa utawala wa Sauli, lilitoweka kwa kiasi kikubwa kutokana na uongozi wa ustadi wa Daudi (tazama, kwa mfano, </w:t>
       </w:r>
-      <w:hyperlink r:id="rId14">
-        <w:r>
-          <w:rPr>
-            <w:lang w:val="sw_KE" w:bidi="sw_KE"/>
-          </w:rPr>
-          <w:rPr>
-            <w:color w:val="0000EE"/>
-            <w:u w:val="single"/>
-          </w:rPr>
-          <w:t>2 Sam 5:17–25</w:t>
-        </w:r>
-      </w:hyperlink>
+      <w:r>
+        <w:rPr>
+          <w:lang w:val="sw_KE" w:bidi="sw_KE"/>
+        </w:rPr>
+        <w:t>2 Sam 5:17–25</w:t>
+      </w:r>
       <w:r>
         <w:rPr>
           <w:lang w:val="sw_KE" w:bidi="sw_KE"/>
         </w:rPr>
         <w:t xml:space="preserve">; </w:t>
       </w:r>
-      <w:hyperlink r:id="rId15">
-        <w:r>
-          <w:rPr>
-            <w:lang w:val="sw_KE" w:bidi="sw_KE"/>
-          </w:rPr>
-          <w:rPr>
-            <w:color w:val="0000EE"/>
-            <w:u w:val="single"/>
-          </w:rPr>
-          <w:t>21:15–22</w:t>
-        </w:r>
-      </w:hyperlink>
+      <w:r>
+        <w:rPr>
+          <w:lang w:val="sw_KE" w:bidi="sw_KE"/>
+        </w:rPr>
+        <w:t>21:15–22</w:t>
+      </w:r>
       <w:r>
         <w:rPr>
           <w:lang w:val="sw_KE" w:bidi="sw_KE"/>
         </w:rPr>
         <w:t xml:space="preserve">; </w:t>
       </w:r>
-      <w:hyperlink r:id="rId16">
-        <w:r>
-          <w:rPr>
-            <w:lang w:val="sw_KE" w:bidi="sw_KE"/>
-          </w:rPr>
-          <w:rPr>
-            <w:color w:val="0000EE"/>
-            <w:u w:val="single"/>
-          </w:rPr>
-          <w:t>23:9–17</w:t>
-        </w:r>
-      </w:hyperlink>
+      <w:r>
+        <w:rPr>
+          <w:lang w:val="sw_KE" w:bidi="sw_KE"/>
+        </w:rPr>
+        <w:t>23:9–17</w:t>
+      </w:r>
       <w:r>
         <w:rPr>
           <w:lang w:val="sw_KE" w:bidi="sw_KE"/>
@@ -383,54 +359,36 @@
         </w:rPr>
         <w:t>Kwa miaka 7½ baada ya vifo vya Sauli na Yonathani (</w:t>
       </w:r>
-      <w:hyperlink r:id="rId17">
-        <w:r>
-          <w:rPr>
-            <w:lang w:val="sw_KE" w:bidi="sw_KE"/>
-          </w:rPr>
-          <w:rPr>
-            <w:color w:val="0000EE"/>
-            <w:u w:val="single"/>
-          </w:rPr>
-          <w:t>1:1–27</w:t>
-        </w:r>
-      </w:hyperlink>
+      <w:r>
+        <w:rPr>
+          <w:lang w:val="sw_KE" w:bidi="sw_KE"/>
+        </w:rPr>
+        <w:t>1:1–27</w:t>
+      </w:r>
       <w:r>
         <w:rPr>
           <w:lang w:val="sw_KE" w:bidi="sw_KE"/>
         </w:rPr>
         <w:t>), Daudi alitawala kama mfalme wa Yuda pekee. Kwa miaka miwili ya kipindi hicho, mwana pekee aliyesalia wa Sauli, Ishboshethi, alikuwa mfalme wa makabila ya kaskazini, na hii ilisababisha vita vya wenyewe kwa wenyewe vya mauaji. Daudi alizidi kuwa na nguvu huku Ishboshethi akidhoofika. Mwishowe, Ishboshethi na kamanda wake mkuu, Abneri, waliuawa kinyume na matakwa ya Daudi (</w:t>
       </w:r>
-      <w:hyperlink r:id="rId18">
-        <w:r>
-          <w:rPr>
-            <w:lang w:val="sw_KE" w:bidi="sw_KE"/>
-          </w:rPr>
-          <w:rPr>
-            <w:color w:val="0000EE"/>
-            <w:u w:val="single"/>
-          </w:rPr>
-          <w:t>3:22–4:12</w:t>
-        </w:r>
-      </w:hyperlink>
+      <w:r>
+        <w:rPr>
+          <w:lang w:val="sw_KE" w:bidi="sw_KE"/>
+        </w:rPr>
+        <w:t>3:22–4:12</w:t>
+      </w:r>
       <w:r>
         <w:rPr>
           <w:lang w:val="sw_KE" w:bidi="sw_KE"/>
         </w:rPr>
         <w:t>). Kufuatia kifo cha Ishboshethi, viongozi wa makabila ya kaskazini walimpa Daudi uaminifu wao. Daudi mara moja alihamisha mji mkuu wake kutoka Hebroni hadi Yerusalemu iliyo katikati zaidi, akiwafukuza wakazi wake Wayebusi (</w:t>
       </w:r>
-      <w:hyperlink r:id="rId19">
-        <w:r>
-          <w:rPr>
-            <w:lang w:val="sw_KE" w:bidi="sw_KE"/>
-          </w:rPr>
-          <w:rPr>
-            <w:color w:val="0000EE"/>
-            <w:u w:val="single"/>
-          </w:rPr>
-          <w:t>5:6–16</w:t>
-        </w:r>
-      </w:hyperlink>
+      <w:r>
+        <w:rPr>
+          <w:lang w:val="sw_KE" w:bidi="sw_KE"/>
+        </w:rPr>
+        <w:t>5:6–16</w:t>
+      </w:r>
       <w:r>
         <w:rPr>
           <w:lang w:val="sw_KE" w:bidi="sw_KE"/>
@@ -463,90 +421,60 @@
         </w:rPr>
         <w:t xml:space="preserve"> Yerusalemu, Daudi aliifanya kuwa mji mkuu wa kiroho wa Israeli pia (</w:t>
       </w:r>
-      <w:hyperlink r:id="rId20">
-        <w:r>
-          <w:rPr>
-            <w:lang w:val="sw_KE" w:bidi="sw_KE"/>
-          </w:rPr>
-          <w:rPr>
-            <w:color w:val="0000EE"/>
-            <w:u w:val="single"/>
-          </w:rPr>
-          <w:t>6:1–15</w:t>
-        </w:r>
-      </w:hyperlink>
+      <w:r>
+        <w:rPr>
+          <w:lang w:val="sw_KE" w:bidi="sw_KE"/>
+        </w:rPr>
+        <w:t>6:1–15</w:t>
+      </w:r>
       <w:r>
         <w:rPr>
           <w:lang w:val="sw_KE" w:bidi="sw_KE"/>
         </w:rPr>
         <w:t>). Mara baada ya hapo, Mungu alifanya agano la milele na Daudi na kizazi chake (</w:t>
       </w:r>
-      <w:hyperlink r:id="rId21">
-        <w:r>
-          <w:rPr>
-            <w:lang w:val="sw_KE" w:bidi="sw_KE"/>
-          </w:rPr>
-          <w:rPr>
-            <w:color w:val="0000EE"/>
-            <w:u w:val="single"/>
-          </w:rPr>
-          <w:t>7:1–29</w:t>
-        </w:r>
-      </w:hyperlink>
+      <w:r>
+        <w:rPr>
+          <w:lang w:val="sw_KE" w:bidi="sw_KE"/>
+        </w:rPr>
+        <w:t>7:1–29</w:t>
+      </w:r>
       <w:r>
         <w:rPr>
           <w:lang w:val="sw_KE" w:bidi="sw_KE"/>
         </w:rPr>
         <w:t>). Katika miaka hii ya mapema, Daudi alifurahia mafanikio kila upande (</w:t>
       </w:r>
-      <w:hyperlink r:id="rId22">
-        <w:r>
-          <w:rPr>
-            <w:lang w:val="sw_KE" w:bidi="sw_KE"/>
-          </w:rPr>
-          <w:rPr>
-            <w:color w:val="0000EE"/>
-            <w:u w:val="single"/>
-          </w:rPr>
-          <w:t>8:1–18</w:t>
-        </w:r>
-      </w:hyperlink>
+      <w:r>
+        <w:rPr>
+          <w:lang w:val="sw_KE" w:bidi="sw_KE"/>
+        </w:rPr>
+        <w:t>8:1–18</w:t>
+      </w:r>
       <w:r>
         <w:rPr>
           <w:lang w:val="sw_KE" w:bidi="sw_KE"/>
         </w:rPr>
         <w:t xml:space="preserve">; </w:t>
       </w:r>
-      <w:hyperlink r:id="rId23">
-        <w:r>
-          <w:rPr>
-            <w:lang w:val="sw_KE" w:bidi="sw_KE"/>
-          </w:rPr>
-          <w:rPr>
-            <w:color w:val="0000EE"/>
-            <w:u w:val="single"/>
-          </w:rPr>
-          <w:t>10:1–19</w:t>
-        </w:r>
-      </w:hyperlink>
+      <w:r>
+        <w:rPr>
+          <w:lang w:val="sw_KE" w:bidi="sw_KE"/>
+        </w:rPr>
+        <w:t>10:1–19</w:t>
+      </w:r>
       <w:r>
         <w:rPr>
           <w:lang w:val="sw_KE" w:bidi="sw_KE"/>
         </w:rPr>
         <w:t>) na alitimiza nadhiri yake ya kuwatendea kwa wema wazao wa Sauli na Yonathani (</w:t>
       </w:r>
-      <w:hyperlink r:id="rId24">
-        <w:r>
-          <w:rPr>
-            <w:lang w:val="sw_KE" w:bidi="sw_KE"/>
-          </w:rPr>
-          <w:rPr>
-            <w:color w:val="0000EE"/>
-            <w:u w:val="single"/>
-          </w:rPr>
-          <w:t>9:1–13</w:t>
-        </w:r>
-      </w:hyperlink>
+      <w:r>
+        <w:rPr>
+          <w:lang w:val="sw_KE" w:bidi="sw_KE"/>
+        </w:rPr>
+        <w:t>9:1–13</w:t>
+      </w:r>
       <w:r>
         <w:rPr>
           <w:lang w:val="sw_KE" w:bidi="sw_KE"/>
@@ -567,90 +495,60 @@
         </w:rPr>
         <w:t>Kisha Daudi alifanya kosa baya zaidi maishani mwake: Alimleta Bathsheba, ambaye alikuwa mke wa mtu mwingine, nyumbani kwake kwa ajili ya mahusiano ya kingono (</w:t>
       </w:r>
-      <w:hyperlink r:id="rId25">
-        <w:r>
-          <w:rPr>
-            <w:lang w:val="sw_KE" w:bidi="sw_KE"/>
-          </w:rPr>
-          <w:rPr>
-            <w:color w:val="0000EE"/>
-            <w:u w:val="single"/>
-          </w:rPr>
-          <w:t>11:1–5</w:t>
-        </w:r>
-      </w:hyperlink>
+      <w:r>
+        <w:rPr>
+          <w:lang w:val="sw_KE" w:bidi="sw_KE"/>
+        </w:rPr>
+        <w:t>11:1–5</w:t>
+      </w:r>
       <w:r>
         <w:rPr>
           <w:lang w:val="sw_KE" w:bidi="sw_KE"/>
         </w:rPr>
         <w:t>). Alipata mimba, na Daudi akapanga mauaji ya mume wake (</w:t>
       </w:r>
-      <w:hyperlink r:id="rId26">
-        <w:r>
-          <w:rPr>
-            <w:lang w:val="sw_KE" w:bidi="sw_KE"/>
-          </w:rPr>
-          <w:rPr>
-            <w:color w:val="0000EE"/>
-            <w:u w:val="single"/>
-          </w:rPr>
-          <w:t>11:6–27</w:t>
-        </w:r>
-      </w:hyperlink>
+      <w:r>
+        <w:rPr>
+          <w:lang w:val="sw_KE" w:bidi="sw_KE"/>
+        </w:rPr>
+        <w:t>11:6–27</w:t>
+      </w:r>
       <w:r>
         <w:rPr>
           <w:lang w:val="sw_KE" w:bidi="sw_KE"/>
         </w:rPr>
         <w:t>). Mungu alikasirika na matendo ya Daudi na akamkemea (</w:t>
       </w:r>
-      <w:hyperlink r:id="rId27">
-        <w:r>
-          <w:rPr>
-            <w:lang w:val="sw_KE" w:bidi="sw_KE"/>
-          </w:rPr>
-          <w:rPr>
-            <w:color w:val="0000EE"/>
-            <w:u w:val="single"/>
-          </w:rPr>
-          <w:t>12:1–12</w:t>
-        </w:r>
-      </w:hyperlink>
+      <w:r>
+        <w:rPr>
+          <w:lang w:val="sw_KE" w:bidi="sw_KE"/>
+        </w:rPr>
+        <w:t>12:1–12</w:t>
+      </w:r>
       <w:r>
         <w:rPr>
           <w:lang w:val="sw_KE" w:bidi="sw_KE"/>
         </w:rPr>
         <w:t>). Ingawa Daudi alitubu na akapata msamaha wa Mungu, mtoto aliyechukuliwa mimba katika uhusiano huo alikufa (</w:t>
       </w:r>
-      <w:hyperlink r:id="rId28">
-        <w:r>
-          <w:rPr>
-            <w:lang w:val="sw_KE" w:bidi="sw_KE"/>
-          </w:rPr>
-          <w:rPr>
-            <w:color w:val="0000EE"/>
-            <w:u w:val="single"/>
-          </w:rPr>
-          <w:t>12:13–23</w:t>
-        </w:r>
-      </w:hyperlink>
+      <w:r>
+        <w:rPr>
+          <w:lang w:val="sw_KE" w:bidi="sw_KE"/>
+        </w:rPr>
+        <w:t>12:13–23</w:t>
+      </w:r>
       <w:r>
         <w:rPr>
           <w:lang w:val="sw_KE" w:bidi="sw_KE"/>
         </w:rPr>
         <w:t>). Hata hivyo, Daudi alibaki kuwa mfalme aliyechaguliwa na Mungu (</w:t>
       </w:r>
-      <w:hyperlink r:id="rId29">
-        <w:r>
-          <w:rPr>
-            <w:lang w:val="sw_KE" w:bidi="sw_KE"/>
-          </w:rPr>
-          <w:rPr>
-            <w:color w:val="0000EE"/>
-            <w:u w:val="single"/>
-          </w:rPr>
-          <w:t>12:24–31</w:t>
-        </w:r>
-      </w:hyperlink>
+      <w:r>
+        <w:rPr>
+          <w:lang w:val="sw_KE" w:bidi="sw_KE"/>
+        </w:rPr>
+        <w:t>12:24–31</w:t>
+      </w:r>
       <w:r>
         <w:rPr>
           <w:lang w:val="sw_KE" w:bidi="sw_KE"/>
@@ -671,54 +569,36 @@
         </w:rPr>
         <w:t>Kuanzia wakati huu na kuendelea, matatizo yaliongezeka kwa Daudi. Amnoni, mmoja wa wana wa Daudi, alimnajisi dada yake wa kambo Tamari, na kaka yake Absalomu alilipiza kisasi (</w:t>
       </w:r>
-      <w:hyperlink r:id="rId30">
-        <w:r>
-          <w:rPr>
-            <w:lang w:val="sw_KE" w:bidi="sw_KE"/>
-          </w:rPr>
-          <w:rPr>
-            <w:color w:val="0000EE"/>
-            <w:u w:val="single"/>
-          </w:rPr>
-          <w:t>13:1–39</w:t>
-        </w:r>
-      </w:hyperlink>
+      <w:r>
+        <w:rPr>
+          <w:lang w:val="sw_KE" w:bidi="sw_KE"/>
+        </w:rPr>
+        <w:t>13:1–39</w:t>
+      </w:r>
       <w:r>
         <w:rPr>
           <w:lang w:val="sw_KE" w:bidi="sw_KE"/>
         </w:rPr>
         <w:t>). Baadaye, Absalomu alijaribu kumpindua na kuchukua nafasi ya Daudi, lakini aliuawa katika mapinduzi hayo (</w:t>
       </w:r>
-      <w:hyperlink r:id="rId31">
-        <w:r>
-          <w:rPr>
-            <w:lang w:val="sw_KE" w:bidi="sw_KE"/>
-          </w:rPr>
-          <w:rPr>
-            <w:color w:val="0000EE"/>
-            <w:u w:val="single"/>
-          </w:rPr>
-          <w:t>14:1–19:43</w:t>
-        </w:r>
-      </w:hyperlink>
+      <w:r>
+        <w:rPr>
+          <w:lang w:val="sw_KE" w:bidi="sw_KE"/>
+        </w:rPr>
+        <w:t>14:1–19:43</w:t>
+      </w:r>
       <w:r>
         <w:rPr>
           <w:lang w:val="sw_KE" w:bidi="sw_KE"/>
         </w:rPr>
         <w:t>). Sheba, Mbenyamini, pia aliongoza uasi dhidi ya Daudi lakini alishindwa na kuuawa (</w:t>
       </w:r>
-      <w:hyperlink r:id="rId32">
-        <w:r>
-          <w:rPr>
-            <w:lang w:val="sw_KE" w:bidi="sw_KE"/>
-          </w:rPr>
-          <w:rPr>
-            <w:color w:val="0000EE"/>
-            <w:u w:val="single"/>
-          </w:rPr>
-          <w:t>20:1–26</w:t>
-        </w:r>
-      </w:hyperlink>
+      <w:r>
+        <w:rPr>
+          <w:lang w:val="sw_KE" w:bidi="sw_KE"/>
+        </w:rPr>
+        <w:t>20:1–26</w:t>
+      </w:r>
       <w:r>
         <w:rPr>
           <w:lang w:val="sw_KE" w:bidi="sw_KE"/>
@@ -739,90 +619,60 @@
         </w:rPr>
         <w:t>Kama mfalme, Daudi mara mbili alichukua hatua za kupunguza hasira ya Mungu dhidi ya taifa (</w:t>
       </w:r>
-      <w:hyperlink r:id="rId33">
-        <w:r>
-          <w:rPr>
-            <w:lang w:val="sw_KE" w:bidi="sw_KE"/>
-          </w:rPr>
-          <w:rPr>
-            <w:color w:val="0000EE"/>
-            <w:u w:val="single"/>
-          </w:rPr>
-          <w:t>21:1–22</w:t>
-        </w:r>
-      </w:hyperlink>
+      <w:r>
+        <w:rPr>
+          <w:lang w:val="sw_KE" w:bidi="sw_KE"/>
+        </w:rPr>
+        <w:t>21:1–22</w:t>
+      </w:r>
       <w:r>
         <w:rPr>
           <w:lang w:val="sw_KE" w:bidi="sw_KE"/>
         </w:rPr>
         <w:t xml:space="preserve">; </w:t>
       </w:r>
-      <w:hyperlink r:id="rId34">
-        <w:r>
-          <w:rPr>
-            <w:lang w:val="sw_KE" w:bidi="sw_KE"/>
-          </w:rPr>
-          <w:rPr>
-            <w:color w:val="0000EE"/>
-            <w:u w:val="single"/>
-          </w:rPr>
-          <w:t>24:1–25</w:t>
-        </w:r>
-      </w:hyperlink>
+      <w:r>
+        <w:rPr>
+          <w:lang w:val="sw_KE" w:bidi="sw_KE"/>
+        </w:rPr>
+        <w:t>24:1–25</w:t>
+      </w:r>
       <w:r>
         <w:rPr>
           <w:lang w:val="sw_KE" w:bidi="sw_KE"/>
         </w:rPr>
         <w:t>). Katika tukio la pili, Daudi alijenga madhabahu huko Yerusalemu (</w:t>
       </w:r>
-      <w:hyperlink r:id="rId35">
-        <w:r>
-          <w:rPr>
-            <w:lang w:val="sw_KE" w:bidi="sw_KE"/>
-          </w:rPr>
-          <w:rPr>
-            <w:color w:val="0000EE"/>
-            <w:u w:val="single"/>
-          </w:rPr>
-          <w:t>24:18–25</w:t>
-        </w:r>
-      </w:hyperlink>
+      <w:r>
+        <w:rPr>
+          <w:lang w:val="sw_KE" w:bidi="sw_KE"/>
+        </w:rPr>
+        <w:t>24:18–25</w:t>
+      </w:r>
       <w:r>
         <w:rPr>
           <w:lang w:val="sw_KE" w:bidi="sw_KE"/>
         </w:rPr>
         <w:t xml:space="preserve">) kwenye eneo lililokuwa hekalu (tazama </w:t>
       </w:r>
-      <w:hyperlink r:id="rId36">
-        <w:r>
-          <w:rPr>
-            <w:lang w:val="sw_KE" w:bidi="sw_KE"/>
-          </w:rPr>
-          <w:rPr>
-            <w:color w:val="0000EE"/>
-            <w:u w:val="single"/>
-          </w:rPr>
-          <w:t>1 Mambo ya Nyakati 21:18–22:1</w:t>
-        </w:r>
-      </w:hyperlink>
+      <w:r>
+        <w:rPr>
+          <w:lang w:val="sw_KE" w:bidi="sw_KE"/>
+        </w:rPr>
+        <w:t>1 Mambo ya Nyakati 21:18–22:1</w:t>
+      </w:r>
       <w:r>
         <w:rPr>
           <w:lang w:val="sw_KE" w:bidi="sw_KE"/>
         </w:rPr>
         <w:t>). Kati ya vipindi hivi viwili kuna vifungu vinavyosherehekea nguvu za Mungu zinazofanya kazi kupitia Daudi na maelezo ya uaminifu na ushujaa wa mashujaa maalum wa Daudi (</w:t>
       </w:r>
-      <w:hyperlink r:id="rId37">
-        <w:r>
-          <w:rPr>
-            <w:lang w:val="sw_KE" w:bidi="sw_KE"/>
-          </w:rPr>
-          <w:rPr>
-            <w:color w:val="0000EE"/>
-            <w:u w:val="single"/>
-          </w:rPr>
-          <w:t>22:1–23:39</w:t>
-        </w:r>
-      </w:hyperlink>
+      <w:r>
+        <w:rPr>
+          <w:lang w:val="sw_KE" w:bidi="sw_KE"/>
+        </w:rPr>
+        <w:t>22:1–23:39</w:t>
+      </w:r>
       <w:r>
         <w:rPr>
           <w:lang w:val="sw_KE" w:bidi="sw_KE"/>
@@ -905,144 +755,96 @@
         </w:rPr>
         <w:t xml:space="preserve">Vurugu. Kwa kiwango kikubwa zaidi kuliko kitabu kingine chochote cha Biblia, 2 Samweli inasimulia mauaji na utekelezaji wa hukumu, hasa yale yanayohusisha wapinzani wa kisiasa wa Daudi na wafuasi wao (Sauli na Yonathani, </w:t>
       </w:r>
-      <w:hyperlink r:id="rId38">
-        <w:r>
-          <w:rPr>
-            <w:lang w:val="sw_KE" w:bidi="sw_KE"/>
-          </w:rPr>
-          <w:rPr>
-            <w:color w:val="0000EE"/>
-            <w:u w:val="single"/>
-          </w:rPr>
-          <w:t>1:1–15</w:t>
-        </w:r>
-      </w:hyperlink>
+      <w:r>
+        <w:rPr>
+          <w:lang w:val="sw_KE" w:bidi="sw_KE"/>
+        </w:rPr>
+        <w:t>1:1–15</w:t>
+      </w:r>
       <w:r>
         <w:rPr>
           <w:lang w:val="sw_KE" w:bidi="sw_KE"/>
         </w:rPr>
         <w:t xml:space="preserve">; Abneri, </w:t>
       </w:r>
-      <w:hyperlink r:id="rId39">
-        <w:r>
-          <w:rPr>
-            <w:lang w:val="sw_KE" w:bidi="sw_KE"/>
-          </w:rPr>
-          <w:rPr>
-            <w:color w:val="0000EE"/>
-            <w:u w:val="single"/>
-          </w:rPr>
-          <w:t>3:30</w:t>
-        </w:r>
-      </w:hyperlink>
+      <w:r>
+        <w:rPr>
+          <w:lang w:val="sw_KE" w:bidi="sw_KE"/>
+        </w:rPr>
+        <w:t>3:30</w:t>
+      </w:r>
       <w:r>
         <w:rPr>
           <w:lang w:val="sw_KE" w:bidi="sw_KE"/>
         </w:rPr>
         <w:t xml:space="preserve">; Ishboshethi, </w:t>
       </w:r>
-      <w:hyperlink r:id="rId40">
-        <w:r>
-          <w:rPr>
-            <w:lang w:val="sw_KE" w:bidi="sw_KE"/>
-          </w:rPr>
-          <w:rPr>
-            <w:color w:val="0000EE"/>
-            <w:u w:val="single"/>
-          </w:rPr>
-          <w:t>4:6–8</w:t>
-        </w:r>
-      </w:hyperlink>
+      <w:r>
+        <w:rPr>
+          <w:lang w:val="sw_KE" w:bidi="sw_KE"/>
+        </w:rPr>
+        <w:t>4:6–8</w:t>
+      </w:r>
       <w:r>
         <w:rPr>
           <w:lang w:val="sw_KE" w:bidi="sw_KE"/>
         </w:rPr>
         <w:t xml:space="preserve">; Absalomu, </w:t>
       </w:r>
-      <w:hyperlink r:id="rId41">
-        <w:r>
-          <w:rPr>
-            <w:lang w:val="sw_KE" w:bidi="sw_KE"/>
-          </w:rPr>
-          <w:rPr>
-            <w:color w:val="0000EE"/>
-            <w:u w:val="single"/>
-          </w:rPr>
-          <w:t>18:14–15</w:t>
-        </w:r>
-      </w:hyperlink>
+      <w:r>
+        <w:rPr>
+          <w:lang w:val="sw_KE" w:bidi="sw_KE"/>
+        </w:rPr>
+        <w:t>18:14–15</w:t>
+      </w:r>
       <w:r>
         <w:rPr>
           <w:lang w:val="sw_KE" w:bidi="sw_KE"/>
         </w:rPr>
         <w:t xml:space="preserve">; wazao wengine wa kiume wa Sauli, </w:t>
       </w:r>
-      <w:hyperlink r:id="rId42">
-        <w:r>
-          <w:rPr>
-            <w:lang w:val="sw_KE" w:bidi="sw_KE"/>
-          </w:rPr>
-          <w:rPr>
-            <w:color w:val="0000EE"/>
-            <w:u w:val="single"/>
-          </w:rPr>
-          <w:t>21:8–9</w:t>
-        </w:r>
-      </w:hyperlink>
+      <w:r>
+        <w:rPr>
+          <w:lang w:val="sw_KE" w:bidi="sw_KE"/>
+        </w:rPr>
+        <w:t>21:8–9</w:t>
+      </w:r>
       <w:r>
         <w:rPr>
           <w:lang w:val="sw_KE" w:bidi="sw_KE"/>
         </w:rPr>
         <w:t xml:space="preserve">; Amasa, </w:t>
       </w:r>
-      <w:hyperlink r:id="rId43">
-        <w:r>
-          <w:rPr>
-            <w:lang w:val="sw_KE" w:bidi="sw_KE"/>
-          </w:rPr>
-          <w:rPr>
-            <w:color w:val="0000EE"/>
-            <w:u w:val="single"/>
-          </w:rPr>
-          <w:t>20:10</w:t>
-        </w:r>
-      </w:hyperlink>
+      <w:r>
+        <w:rPr>
+          <w:lang w:val="sw_KE" w:bidi="sw_KE"/>
+        </w:rPr>
+        <w:t>20:10</w:t>
+      </w:r>
       <w:r>
         <w:rPr>
           <w:lang w:val="sw_KE" w:bidi="sw_KE"/>
         </w:rPr>
         <w:t xml:space="preserve">; Sheba, </w:t>
       </w:r>
-      <w:hyperlink r:id="rId44">
-        <w:r>
-          <w:rPr>
-            <w:lang w:val="sw_KE" w:bidi="sw_KE"/>
-          </w:rPr>
-          <w:rPr>
-            <w:color w:val="0000EE"/>
-            <w:u w:val="single"/>
-          </w:rPr>
-          <w:t>20:21–22</w:t>
-        </w:r>
-      </w:hyperlink>
+      <w:r>
+        <w:rPr>
+          <w:lang w:val="sw_KE" w:bidi="sw_KE"/>
+        </w:rPr>
+        <w:t>20:21–22</w:t>
+      </w:r>
       <w:r>
         <w:rPr>
           <w:lang w:val="sw_KE" w:bidi="sw_KE"/>
         </w:rPr>
         <w:t xml:space="preserve">). Hata hivyo, msimulizi anaonyesha kwa uangalifu kwamba Daudi hakuwa na hatia kwa mauaji haya. Kinyume na madai ya baadhi (tazama </w:t>
       </w:r>
-      <w:hyperlink r:id="rId45">
-        <w:r>
-          <w:rPr>
-            <w:lang w:val="sw_KE" w:bidi="sw_KE"/>
-          </w:rPr>
-          <w:rPr>
-            <w:color w:val="0000EE"/>
-            <w:u w:val="single"/>
-          </w:rPr>
-          <w:t>16:5–8</w:t>
-        </w:r>
-      </w:hyperlink>
+      <w:r>
+        <w:rPr>
+          <w:lang w:val="sw_KE" w:bidi="sw_KE"/>
+        </w:rPr>
+        <w:t>16:5–8</w:t>
+      </w:r>
       <w:r>
         <w:rPr>
           <w:lang w:val="sw_KE" w:bidi="sw_KE"/>
@@ -1063,36 +865,24 @@
         </w:rPr>
         <w:t>Daudi hakuwa na ushiriki katika mauaji mengi yaliyohusiana na kupanda kwake madarakani. Hakuwa mnyang'anyi aliyewaondoa kwa nguvu familia ya kifalme iliyotangulia. Kwa kweli, alihuzunika sana kwa vifo vya Sauli na Yonathani na akaamuru kuuawa kwa wale waliomuua Sauli na Ishboshethi (</w:t>
       </w:r>
-      <w:hyperlink r:id="rId46">
-        <w:r>
-          <w:rPr>
-            <w:lang w:val="sw_KE" w:bidi="sw_KE"/>
-          </w:rPr>
-          <w:rPr>
-            <w:color w:val="0000EE"/>
-            <w:u w:val="single"/>
-          </w:rPr>
-          <w:t>1:1–16</w:t>
-        </w:r>
-      </w:hyperlink>
+      <w:r>
+        <w:rPr>
+          <w:lang w:val="sw_KE" w:bidi="sw_KE"/>
+        </w:rPr>
+        <w:t>1:1–16</w:t>
+      </w:r>
       <w:r>
         <w:rPr>
           <w:lang w:val="sw_KE" w:bidi="sw_KE"/>
         </w:rPr>
         <w:t xml:space="preserve">; </w:t>
       </w:r>
-      <w:hyperlink r:id="rId47">
-        <w:r>
-          <w:rPr>
-            <w:lang w:val="sw_KE" w:bidi="sw_KE"/>
-          </w:rPr>
-          <w:rPr>
-            <w:color w:val="0000EE"/>
-            <w:u w:val="single"/>
-          </w:rPr>
-          <w:t>4:12</w:t>
-        </w:r>
-      </w:hyperlink>
+      <w:r>
+        <w:rPr>
+          <w:lang w:val="sw_KE" w:bidi="sw_KE"/>
+        </w:rPr>
+        <w:t>4:12</w:t>
+      </w:r>
       <w:r>
         <w:rPr>
           <w:lang w:val="sw_KE" w:bidi="sw_KE"/>
@@ -1124,18 +914,12 @@
         </w:rPr>
         <w:t>Kitabu cha 2 Samweli kinaripoti jinsi Mungu alivyofanikisha upako wa siri wa Daudi kuwa mfalme (</w:t>
       </w:r>
-      <w:hyperlink r:id="rId13">
-        <w:r>
-          <w:rPr>
-            <w:lang w:val="sw_KE" w:bidi="sw_KE"/>
-          </w:rPr>
-          <w:rPr>
-            <w:color w:val="0000EE"/>
-            <w:u w:val="single"/>
-          </w:rPr>
-          <w:t>1 Sam 16:1–13</w:t>
-        </w:r>
-      </w:hyperlink>
+      <w:r>
+        <w:rPr>
+          <w:lang w:val="sw_KE" w:bidi="sw_KE"/>
+        </w:rPr>
+        <w:t>1 Sam 16:1–13</w:t>
+      </w:r>
       <w:r>
         <w:rPr>
           <w:lang w:val="sw_KE" w:bidi="sw_KE"/>
@@ -1156,180 +940,120 @@
         </w:rPr>
         <w:t>Agano la Mungu na Daudi linafanana sana na agano na Abrahamu. Yote yanajumuisha ahadi za umaarufu mkubwa (</w:t>
       </w:r>
-      <w:hyperlink r:id="rId48">
-        <w:r>
-          <w:rPr>
-            <w:lang w:val="sw_KE" w:bidi="sw_KE"/>
-          </w:rPr>
-          <w:rPr>
-            <w:color w:val="0000EE"/>
-            <w:u w:val="single"/>
-          </w:rPr>
-          <w:t>Mwa 12:2</w:t>
-        </w:r>
-      </w:hyperlink>
+      <w:r>
+        <w:rPr>
+          <w:lang w:val="sw_KE" w:bidi="sw_KE"/>
+        </w:rPr>
+        <w:t>Mwa 12:2</w:t>
+      </w:r>
       <w:r>
         <w:rPr>
           <w:lang w:val="sw_KE" w:bidi="sw_KE"/>
         </w:rPr>
         <w:t xml:space="preserve">; </w:t>
       </w:r>
-      <w:hyperlink r:id="rId49">
-        <w:r>
-          <w:rPr>
-            <w:lang w:val="sw_KE" w:bidi="sw_KE"/>
-          </w:rPr>
-          <w:rPr>
-            <w:color w:val="0000EE"/>
-            <w:u w:val="single"/>
-          </w:rPr>
-          <w:t>2 Sam 7:9</w:t>
-        </w:r>
-      </w:hyperlink>
+      <w:r>
+        <w:rPr>
+          <w:lang w:val="sw_KE" w:bidi="sw_KE"/>
+        </w:rPr>
+        <w:t>2 Sam 7:9</w:t>
+      </w:r>
       <w:r>
         <w:rPr>
           <w:lang w:val="sw_KE" w:bidi="sw_KE"/>
         </w:rPr>
         <w:t>) na kupumzika kutoka kwa maadui wao (</w:t>
       </w:r>
-      <w:hyperlink r:id="rId50">
-        <w:r>
-          <w:rPr>
-            <w:lang w:val="sw_KE" w:bidi="sw_KE"/>
-          </w:rPr>
-          <w:rPr>
-            <w:color w:val="0000EE"/>
-            <w:u w:val="single"/>
-          </w:rPr>
-          <w:t>Mwa 15:18–21</w:t>
-        </w:r>
-      </w:hyperlink>
+      <w:r>
+        <w:rPr>
+          <w:lang w:val="sw_KE" w:bidi="sw_KE"/>
+        </w:rPr>
+        <w:t>Mwa 15:18–21</w:t>
+      </w:r>
       <w:r>
         <w:rPr>
           <w:lang w:val="sw_KE" w:bidi="sw_KE"/>
         </w:rPr>
         <w:t xml:space="preserve">; </w:t>
       </w:r>
-      <w:hyperlink r:id="rId51">
-        <w:r>
-          <w:rPr>
-            <w:lang w:val="sw_KE" w:bidi="sw_KE"/>
-          </w:rPr>
-          <w:rPr>
-            <w:color w:val="0000EE"/>
-            <w:u w:val="single"/>
-          </w:rPr>
-          <w:t>2 Sam 7:10</w:t>
-        </w:r>
-      </w:hyperlink>
+      <w:r>
+        <w:rPr>
+          <w:lang w:val="sw_KE" w:bidi="sw_KE"/>
+        </w:rPr>
+        <w:t>2 Sam 7:10</w:t>
+      </w:r>
       <w:r>
         <w:rPr>
           <w:lang w:val="sw_KE" w:bidi="sw_KE"/>
         </w:rPr>
         <w:t>). Yote ni ya kudumu milele (</w:t>
       </w:r>
-      <w:hyperlink r:id="rId52">
-        <w:r>
-          <w:rPr>
-            <w:lang w:val="sw_KE" w:bidi="sw_KE"/>
-          </w:rPr>
-          <w:rPr>
-            <w:color w:val="0000EE"/>
-            <w:u w:val="single"/>
-          </w:rPr>
-          <w:t>Mwa 13:15</w:t>
-        </w:r>
-      </w:hyperlink>
+      <w:r>
+        <w:rPr>
+          <w:lang w:val="sw_KE" w:bidi="sw_KE"/>
+        </w:rPr>
+        <w:t>Mwa 13:15</w:t>
+      </w:r>
       <w:r>
         <w:rPr>
           <w:lang w:val="sw_KE" w:bidi="sw_KE"/>
         </w:rPr>
         <w:t xml:space="preserve">; </w:t>
       </w:r>
-      <w:hyperlink r:id="rId53">
-        <w:r>
-          <w:rPr>
-            <w:lang w:val="sw_KE" w:bidi="sw_KE"/>
-          </w:rPr>
-          <w:rPr>
-            <w:color w:val="0000EE"/>
-            <w:u w:val="single"/>
-          </w:rPr>
-          <w:t>2 Sam 7:16</w:t>
-        </w:r>
-      </w:hyperlink>
+      <w:r>
+        <w:rPr>
+          <w:lang w:val="sw_KE" w:bidi="sw_KE"/>
+        </w:rPr>
+        <w:t>2 Sam 7:16</w:t>
+      </w:r>
       <w:r>
         <w:rPr>
           <w:lang w:val="sw_KE" w:bidi="sw_KE"/>
         </w:rPr>
         <w:t>), na sehemu kubwa ya ardhi ambayo Mungu aliahidi Abrahamu na wazao wake (</w:t>
       </w:r>
-      <w:hyperlink r:id="rId54">
-        <w:r>
-          <w:rPr>
-            <w:lang w:val="sw_KE" w:bidi="sw_KE"/>
-          </w:rPr>
-          <w:rPr>
-            <w:color w:val="0000EE"/>
-            <w:u w:val="single"/>
-          </w:rPr>
-          <w:t>Mwa 15:18</w:t>
-        </w:r>
-      </w:hyperlink>
+      <w:r>
+        <w:rPr>
+          <w:lang w:val="sw_KE" w:bidi="sw_KE"/>
+        </w:rPr>
+        <w:t>Mwa 15:18</w:t>
+      </w:r>
       <w:r>
         <w:rPr>
           <w:lang w:val="sw_KE" w:bidi="sw_KE"/>
         </w:rPr>
         <w:t>) ilipatikana kupitia upanuzi wa Daudi wa ufalme wake (</w:t>
       </w:r>
-      <w:hyperlink r:id="rId14">
-        <w:r>
-          <w:rPr>
-            <w:lang w:val="sw_KE" w:bidi="sw_KE"/>
-          </w:rPr>
-          <w:rPr>
-            <w:color w:val="0000EE"/>
-            <w:u w:val="single"/>
-          </w:rPr>
-          <w:t>2 Sam 5:17–25</w:t>
-        </w:r>
-      </w:hyperlink>
+      <w:r>
+        <w:rPr>
+          <w:lang w:val="sw_KE" w:bidi="sw_KE"/>
+        </w:rPr>
+        <w:t>2 Sam 5:17–25</w:t>
+      </w:r>
       <w:r>
         <w:rPr>
           <w:lang w:val="sw_KE" w:bidi="sw_KE"/>
         </w:rPr>
         <w:t xml:space="preserve">; </w:t>
       </w:r>
-      <w:hyperlink r:id="rId55">
-        <w:r>
-          <w:rPr>
-            <w:lang w:val="sw_KE" w:bidi="sw_KE"/>
-          </w:rPr>
-          <w:rPr>
-            <w:color w:val="0000EE"/>
-            <w:u w:val="single"/>
-          </w:rPr>
-          <w:t>8:1–14</w:t>
-        </w:r>
-      </w:hyperlink>
+      <w:r>
+        <w:rPr>
+          <w:lang w:val="sw_KE" w:bidi="sw_KE"/>
+        </w:rPr>
+        <w:t>8:1–14</w:t>
+      </w:r>
       <w:r>
         <w:rPr>
           <w:lang w:val="sw_KE" w:bidi="sw_KE"/>
         </w:rPr>
         <w:t xml:space="preserve">; </w:t>
       </w:r>
-      <w:hyperlink r:id="rId56">
-        <w:r>
-          <w:rPr>
-            <w:lang w:val="sw_KE" w:bidi="sw_KE"/>
-          </w:rPr>
-          <w:rPr>
-            <w:color w:val="0000EE"/>
-            <w:u w:val="single"/>
-          </w:rPr>
-          <w:t>10:1–9</w:t>
-        </w:r>
-      </w:hyperlink>
+      <w:r>
+        <w:rPr>
+          <w:lang w:val="sw_KE" w:bidi="sw_KE"/>
+        </w:rPr>
+        <w:t>10:1–9</w:t>
+      </w:r>
       <w:r>
         <w:rPr>
           <w:lang w:val="sw_KE" w:bidi="sw_KE"/>
@@ -1350,54 +1074,36 @@
         </w:rPr>
         <w:t>Ahadi ya Mungu kwa Daudi ilikuwa muhimu kwa mafanikio ya Daudi—licha ya vita vya wenyewe kwa wenyewe, maasi, tamaa ya mauaji ya baadhi ya wafuasi waaminifu, na kushindwa kwake binafsi. Mapungufu yake—hasa uzinzi wake na Bathsheba na mauaji ya Uria—yanaweza kumfanya mtu ajiulize kama Daudi angekuwa kama Sauli, aliyekataliwa na Mungu na kubadilishwa na mwingine. Mungu hakika alimwadhibu Daudi alipofanya dhambi (</w:t>
       </w:r>
-      <w:hyperlink r:id="rId57">
-        <w:r>
-          <w:rPr>
-            <w:lang w:val="sw_KE" w:bidi="sw_KE"/>
-          </w:rPr>
-          <w:rPr>
-            <w:color w:val="0000EE"/>
-            <w:u w:val="single"/>
-          </w:rPr>
-          <w:t>12:1–20:26</w:t>
-        </w:r>
-      </w:hyperlink>
+      <w:r>
+        <w:rPr>
+          <w:lang w:val="sw_KE" w:bidi="sw_KE"/>
+        </w:rPr>
+        <w:t>12:1–20:26</w:t>
+      </w:r>
       <w:r>
         <w:rPr>
           <w:lang w:val="sw_KE" w:bidi="sw_KE"/>
         </w:rPr>
         <w:t xml:space="preserve">; </w:t>
       </w:r>
-      <w:hyperlink r:id="rId34">
-        <w:r>
-          <w:rPr>
-            <w:lang w:val="sw_KE" w:bidi="sw_KE"/>
-          </w:rPr>
-          <w:rPr>
-            <w:color w:val="0000EE"/>
-            <w:u w:val="single"/>
-          </w:rPr>
-          <w:t>24:1–25</w:t>
-        </w:r>
-      </w:hyperlink>
+      <w:r>
+        <w:rPr>
+          <w:lang w:val="sw_KE" w:bidi="sw_KE"/>
+        </w:rPr>
+        <w:t>24:1–25</w:t>
+      </w:r>
       <w:r>
         <w:rPr>
           <w:lang w:val="sw_KE" w:bidi="sw_KE"/>
         </w:rPr>
         <w:t>). Hata hivyo, Mungu alibaki na ahadi kwa Daudi na kwa nasaba yake (</w:t>
       </w:r>
-      <w:hyperlink r:id="rId58">
-        <w:r>
-          <w:rPr>
-            <w:lang w:val="sw_KE" w:bidi="sw_KE"/>
-          </w:rPr>
-          <w:rPr>
-            <w:color w:val="0000EE"/>
-            <w:u w:val="single"/>
-          </w:rPr>
-          <w:t>7:14–16</w:t>
-        </w:r>
-      </w:hyperlink>
+      <w:r>
+        <w:rPr>
+          <w:lang w:val="sw_KE" w:bidi="sw_KE"/>
+        </w:rPr>
+        <w:t>7:14–16</w:t>
+      </w:r>
       <w:r>
         <w:rPr>
           <w:lang w:val="sw_KE" w:bidi="sw_KE"/>
@@ -1418,36 +1124,24 @@
         </w:rPr>
         <w:t>Ufalme ulikuwa muhimu katika mpango wa Mungu kwa watu wake na uumbaji wake. Ahadi ya Mungu kwa Daudi inaelekeza zaidi ya Daudi na wazao wake wa karibu kwa mwana wa mbali, Yesu Kristo. Agano Jipya linaanza (</w:t>
       </w:r>
-      <w:hyperlink r:id="rId59">
-        <w:r>
-          <w:rPr>
-            <w:lang w:val="sw_KE" w:bidi="sw_KE"/>
-          </w:rPr>
-          <w:rPr>
-            <w:color w:val="0000EE"/>
-            <w:u w:val="single"/>
-          </w:rPr>
-          <w:t>Math 1:1</w:t>
-        </w:r>
-      </w:hyperlink>
+      <w:r>
+        <w:rPr>
+          <w:lang w:val="sw_KE" w:bidi="sw_KE"/>
+        </w:rPr>
+        <w:t>Math 1:1</w:t>
+      </w:r>
       <w:r>
         <w:rPr>
           <w:lang w:val="sw_KE" w:bidi="sw_KE"/>
         </w:rPr>
         <w:t>) na kumalizika (</w:t>
       </w:r>
-      <w:hyperlink r:id="rId60">
-        <w:r>
-          <w:rPr>
-            <w:lang w:val="sw_KE" w:bidi="sw_KE"/>
-          </w:rPr>
-          <w:rPr>
-            <w:color w:val="0000EE"/>
-            <w:u w:val="single"/>
-          </w:rPr>
-          <w:t>Ufu 22:16</w:t>
-        </w:r>
-      </w:hyperlink>
+      <w:r>
+        <w:rPr>
+          <w:lang w:val="sw_KE" w:bidi="sw_KE"/>
+        </w:rPr>
+        <w:t>Ufu 22:16</w:t>
+      </w:r>
       <w:r>
         <w:rPr>
           <w:lang w:val="sw_KE" w:bidi="sw_KE"/>
